--- a/docs/SE2026-G22-校园互助平台-可行性分析报告.docx
+++ b/docs/SE2026-G22-校园互助平台-可行性分析报告.docx
@@ -3632,6 +3632,758 @@
     </w:p>
     <w:p>
       <w:pPr>
+        <w:spacing w:after="0" w:line="348" w:lineRule="auto"/>
+        <w:ind w:firstLine="440"/>
+      </w:pPr>
+      <w:r>
+        <w:rPr>
+          <w:rFonts w:ascii="宋体" w:hAnsi="宋体" w:eastAsia="宋体"/>
+          <w:b w:val="0"/>
+          <w:sz w:val="22"/>
+        </w:rPr>
+        <w:t>上述调查与分析工作，按教材给出的可行性研究过程组织为八个步骤。每一步都有明确的产出物与责任人，前一步的产出是后一步的输入，最终汇入本报告并提交评审。</w:t>
+      </w:r>
+    </w:p>
+    <w:tbl>
+      <w:tblPr>
+        <w:tblStyle w:val="TableGrid"/>
+        <w:tblW w:type="auto" w:w="0"/>
+        <w:jc w:val="center"/>
+        <w:tblLayout w:type="fixed"/>
+        <w:tblLook w:firstColumn="1" w:firstRow="1" w:lastColumn="0" w:lastRow="0" w:noHBand="0" w:noVBand="1" w:val="04A0"/>
+        <w:tblW w:type="dxa" w:w="8505"/>
+        <w:tblLayout w:type="fixed"/>
+      </w:tblPr>
+      <w:tblGrid>
+        <w:gridCol w:w="623"/>
+        <w:gridCol w:w="2551"/>
+        <w:gridCol w:w="4309"/>
+        <w:gridCol w:w="1020"/>
+      </w:tblGrid>
+      <w:tr>
+        <w:tc>
+          <w:tcPr>
+            <w:tcW w:type="dxa" w:w="624"/>
+          </w:tcPr>
+          <w:p>
+            <w:pPr>
+              <w:spacing w:before="40" w:after="40"/>
+              <w:jc w:val="center"/>
+            </w:pPr>
+            <w:r/>
+            <w:r>
+              <w:rPr>
+                <w:rFonts w:ascii="宋体" w:hAnsi="宋体" w:eastAsia="宋体"/>
+                <w:b/>
+                <w:sz w:val="18"/>
+              </w:rPr>
+              <w:t>步骤</w:t>
+            </w:r>
+          </w:p>
+        </w:tc>
+        <w:tc>
+          <w:tcPr>
+            <w:tcW w:type="dxa" w:w="2551"/>
+          </w:tcPr>
+          <w:p>
+            <w:pPr>
+              <w:spacing w:before="40" w:after="40"/>
+              <w:jc w:val="center"/>
+            </w:pPr>
+            <w:r/>
+            <w:r>
+              <w:rPr>
+                <w:rFonts w:ascii="宋体" w:hAnsi="宋体" w:eastAsia="宋体"/>
+                <w:b/>
+                <w:sz w:val="18"/>
+              </w:rPr>
+              <w:t>活动</w:t>
+            </w:r>
+          </w:p>
+        </w:tc>
+        <w:tc>
+          <w:tcPr>
+            <w:tcW w:type="dxa" w:w="4309"/>
+          </w:tcPr>
+          <w:p>
+            <w:pPr>
+              <w:spacing w:before="40" w:after="40"/>
+              <w:jc w:val="center"/>
+            </w:pPr>
+            <w:r/>
+            <w:r>
+              <w:rPr>
+                <w:rFonts w:ascii="宋体" w:hAnsi="宋体" w:eastAsia="宋体"/>
+                <w:b/>
+                <w:sz w:val="18"/>
+              </w:rPr>
+              <w:t>本项目产出物与做法</w:t>
+            </w:r>
+          </w:p>
+        </w:tc>
+        <w:tc>
+          <w:tcPr>
+            <w:tcW w:type="dxa" w:w="1020"/>
+          </w:tcPr>
+          <w:p>
+            <w:pPr>
+              <w:spacing w:before="40" w:after="40"/>
+              <w:jc w:val="center"/>
+            </w:pPr>
+            <w:r/>
+            <w:r>
+              <w:rPr>
+                <w:rFonts w:ascii="宋体" w:hAnsi="宋体" w:eastAsia="宋体"/>
+                <w:b/>
+                <w:sz w:val="18"/>
+              </w:rPr>
+              <w:t>负责人</w:t>
+            </w:r>
+          </w:p>
+        </w:tc>
+      </w:tr>
+      <w:tr>
+        <w:tc>
+          <w:tcPr>
+            <w:tcW w:type="dxa" w:w="624"/>
+          </w:tcPr>
+          <w:p>
+            <w:pPr>
+              <w:spacing w:before="40" w:after="40" w:line="276" w:lineRule="auto"/>
+            </w:pPr>
+            <w:r/>
+            <w:r>
+              <w:rPr>
+                <w:rFonts w:ascii="宋体" w:hAnsi="宋体" w:eastAsia="宋体"/>
+                <w:b w:val="0"/>
+                <w:sz w:val="18"/>
+              </w:rPr>
+              <w:t>①</w:t>
+            </w:r>
+          </w:p>
+        </w:tc>
+        <w:tc>
+          <w:tcPr>
+            <w:tcW w:type="dxa" w:w="2551"/>
+          </w:tcPr>
+          <w:p>
+            <w:pPr>
+              <w:spacing w:before="40" w:after="40" w:line="276" w:lineRule="auto"/>
+            </w:pPr>
+            <w:r/>
+            <w:r>
+              <w:rPr>
+                <w:rFonts w:ascii="宋体" w:hAnsi="宋体" w:eastAsia="宋体"/>
+                <w:b w:val="0"/>
+                <w:sz w:val="18"/>
+              </w:rPr>
+              <w:t>复查系统规模和目标</w:t>
+            </w:r>
+          </w:p>
+        </w:tc>
+        <w:tc>
+          <w:tcPr>
+            <w:tcW w:type="dxa" w:w="4309"/>
+          </w:tcPr>
+          <w:p>
+            <w:pPr>
+              <w:spacing w:before="40" w:after="40" w:line="276" w:lineRule="auto"/>
+            </w:pPr>
+            <w:r/>
+            <w:r>
+              <w:rPr>
+                <w:rFonts w:ascii="宋体" w:hAnsi="宋体" w:eastAsia="宋体"/>
+                <w:b w:val="0"/>
+                <w:sz w:val="18"/>
+              </w:rPr>
+              <w:t>核定单校区在校生约 1.5 万人、年快递量约 300 万件，明确首期仅覆盖单校区</w:t>
+            </w:r>
+          </w:p>
+        </w:tc>
+        <w:tc>
+          <w:tcPr>
+            <w:tcW w:type="dxa" w:w="1020"/>
+          </w:tcPr>
+          <w:p>
+            <w:pPr>
+              <w:spacing w:before="40" w:after="40" w:line="276" w:lineRule="auto"/>
+            </w:pPr>
+            <w:r/>
+            <w:r>
+              <w:rPr>
+                <w:rFonts w:ascii="宋体" w:hAnsi="宋体" w:eastAsia="宋体"/>
+                <w:b w:val="0"/>
+                <w:sz w:val="18"/>
+              </w:rPr>
+              <w:t>罗嘉昊</w:t>
+            </w:r>
+          </w:p>
+        </w:tc>
+      </w:tr>
+      <w:tr>
+        <w:tc>
+          <w:tcPr>
+            <w:tcW w:type="dxa" w:w="624"/>
+          </w:tcPr>
+          <w:p>
+            <w:pPr>
+              <w:spacing w:before="40" w:after="40" w:line="276" w:lineRule="auto"/>
+            </w:pPr>
+            <w:r/>
+            <w:r>
+              <w:rPr>
+                <w:rFonts w:ascii="宋体" w:hAnsi="宋体" w:eastAsia="宋体"/>
+                <w:b w:val="0"/>
+                <w:sz w:val="18"/>
+              </w:rPr>
+              <w:t>②</w:t>
+            </w:r>
+          </w:p>
+        </w:tc>
+        <w:tc>
+          <w:tcPr>
+            <w:tcW w:type="dxa" w:w="2551"/>
+          </w:tcPr>
+          <w:p>
+            <w:pPr>
+              <w:spacing w:before="40" w:after="40" w:line="276" w:lineRule="auto"/>
+            </w:pPr>
+            <w:r/>
+            <w:r>
+              <w:rPr>
+                <w:rFonts w:ascii="宋体" w:hAnsi="宋体" w:eastAsia="宋体"/>
+                <w:b w:val="0"/>
+                <w:sz w:val="18"/>
+              </w:rPr>
+              <w:t>研究现有（正在使用的）系统</w:t>
+            </w:r>
+          </w:p>
+        </w:tc>
+        <w:tc>
+          <w:tcPr>
+            <w:tcW w:type="dxa" w:w="4309"/>
+          </w:tcPr>
+          <w:p>
+            <w:pPr>
+              <w:spacing w:before="40" w:after="40" w:line="276" w:lineRule="auto"/>
+            </w:pPr>
+            <w:r/>
+            <w:r>
+              <w:rPr>
+                <w:rFonts w:ascii="宋体" w:hAnsi="宋体" w:eastAsia="宋体"/>
+                <w:b w:val="0"/>
+                <w:sz w:val="18"/>
+              </w:rPr>
+              <w:t>发放问卷不少于 200 份、加入 3 个校内代取/二手群观察一周、并与闲鱼、转转、多抓鱼、孔夫子做竞品对比</w:t>
+            </w:r>
+          </w:p>
+        </w:tc>
+        <w:tc>
+          <w:tcPr>
+            <w:tcW w:type="dxa" w:w="1020"/>
+          </w:tcPr>
+          <w:p>
+            <w:pPr>
+              <w:spacing w:before="40" w:after="40" w:line="276" w:lineRule="auto"/>
+            </w:pPr>
+            <w:r/>
+            <w:r>
+              <w:rPr>
+                <w:rFonts w:ascii="宋体" w:hAnsi="宋体" w:eastAsia="宋体"/>
+                <w:b w:val="0"/>
+                <w:sz w:val="18"/>
+              </w:rPr>
+              <w:t>李雨鑫</w:t>
+            </w:r>
+          </w:p>
+        </w:tc>
+      </w:tr>
+      <w:tr>
+        <w:tc>
+          <w:tcPr>
+            <w:tcW w:type="dxa" w:w="624"/>
+          </w:tcPr>
+          <w:p>
+            <w:pPr>
+              <w:spacing w:before="40" w:after="40" w:line="276" w:lineRule="auto"/>
+            </w:pPr>
+            <w:r/>
+            <w:r>
+              <w:rPr>
+                <w:rFonts w:ascii="宋体" w:hAnsi="宋体" w:eastAsia="宋体"/>
+                <w:b w:val="0"/>
+                <w:sz w:val="18"/>
+              </w:rPr>
+              <w:t>③</w:t>
+            </w:r>
+          </w:p>
+        </w:tc>
+        <w:tc>
+          <w:tcPr>
+            <w:tcW w:type="dxa" w:w="2551"/>
+          </w:tcPr>
+          <w:p>
+            <w:pPr>
+              <w:spacing w:before="40" w:after="40" w:line="276" w:lineRule="auto"/>
+            </w:pPr>
+            <w:r/>
+            <w:r>
+              <w:rPr>
+                <w:rFonts w:ascii="宋体" w:hAnsi="宋体" w:eastAsia="宋体"/>
+                <w:b w:val="0"/>
+                <w:sz w:val="18"/>
+              </w:rPr>
+              <w:t>导出新系统的高层逻辑模型</w:t>
+            </w:r>
+          </w:p>
+        </w:tc>
+        <w:tc>
+          <w:tcPr>
+            <w:tcW w:type="dxa" w:w="4309"/>
+          </w:tcPr>
+          <w:p>
+            <w:pPr>
+              <w:spacing w:before="40" w:after="40" w:line="276" w:lineRule="auto"/>
+            </w:pPr>
+            <w:r/>
+            <w:r>
+              <w:rPr>
+                <w:rFonts w:ascii="宋体" w:hAnsi="宋体" w:eastAsia="宋体"/>
+                <w:b w:val="0"/>
+                <w:sz w:val="18"/>
+              </w:rPr>
+              <w:t>绘制系统上下文图与高层数据流图，明确“发布任务—接单履约—积分结算—积分消费”主链路</w:t>
+            </w:r>
+          </w:p>
+        </w:tc>
+        <w:tc>
+          <w:tcPr>
+            <w:tcW w:type="dxa" w:w="1020"/>
+          </w:tcPr>
+          <w:p>
+            <w:pPr>
+              <w:spacing w:before="40" w:after="40" w:line="276" w:lineRule="auto"/>
+            </w:pPr>
+            <w:r/>
+            <w:r>
+              <w:rPr>
+                <w:rFonts w:ascii="宋体" w:hAnsi="宋体" w:eastAsia="宋体"/>
+                <w:b w:val="0"/>
+                <w:sz w:val="18"/>
+              </w:rPr>
+              <w:t>罗嘉昊</w:t>
+            </w:r>
+          </w:p>
+        </w:tc>
+      </w:tr>
+      <w:tr>
+        <w:tc>
+          <w:tcPr>
+            <w:tcW w:type="dxa" w:w="624"/>
+          </w:tcPr>
+          <w:p>
+            <w:pPr>
+              <w:spacing w:before="40" w:after="40" w:line="276" w:lineRule="auto"/>
+            </w:pPr>
+            <w:r/>
+            <w:r>
+              <w:rPr>
+                <w:rFonts w:ascii="宋体" w:hAnsi="宋体" w:eastAsia="宋体"/>
+                <w:b w:val="0"/>
+                <w:sz w:val="18"/>
+              </w:rPr>
+              <w:t>④</w:t>
+            </w:r>
+          </w:p>
+        </w:tc>
+        <w:tc>
+          <w:tcPr>
+            <w:tcW w:type="dxa" w:w="2551"/>
+          </w:tcPr>
+          <w:p>
+            <w:pPr>
+              <w:spacing w:before="40" w:after="40" w:line="276" w:lineRule="auto"/>
+            </w:pPr>
+            <w:r/>
+            <w:r>
+              <w:rPr>
+                <w:rFonts w:ascii="宋体" w:hAnsi="宋体" w:eastAsia="宋体"/>
+                <w:b w:val="0"/>
+                <w:sz w:val="18"/>
+              </w:rPr>
+              <w:t>进一步定义问题</w:t>
+            </w:r>
+          </w:p>
+        </w:tc>
+        <w:tc>
+          <w:tcPr>
+            <w:tcW w:type="dxa" w:w="4309"/>
+          </w:tcPr>
+          <w:p>
+            <w:pPr>
+              <w:spacing w:before="40" w:after="40" w:line="276" w:lineRule="auto"/>
+            </w:pPr>
+            <w:r/>
+            <w:r>
+              <w:rPr>
+                <w:rFonts w:ascii="宋体" w:hAnsi="宋体" w:eastAsia="宋体"/>
+                <w:b w:val="0"/>
+                <w:sz w:val="18"/>
+              </w:rPr>
+              <w:t>把痛点收敛为“可信撮合、零现金门槛、校内当面交接”三项，剔除即时聊天等非核心诉求</w:t>
+            </w:r>
+          </w:p>
+        </w:tc>
+        <w:tc>
+          <w:tcPr>
+            <w:tcW w:type="dxa" w:w="1020"/>
+          </w:tcPr>
+          <w:p>
+            <w:pPr>
+              <w:spacing w:before="40" w:after="40" w:line="276" w:lineRule="auto"/>
+            </w:pPr>
+            <w:r/>
+            <w:r>
+              <w:rPr>
+                <w:rFonts w:ascii="宋体" w:hAnsi="宋体" w:eastAsia="宋体"/>
+                <w:b w:val="0"/>
+                <w:sz w:val="18"/>
+              </w:rPr>
+              <w:t>李雨鑫</w:t>
+            </w:r>
+          </w:p>
+        </w:tc>
+      </w:tr>
+      <w:tr>
+        <w:tc>
+          <w:tcPr>
+            <w:tcW w:type="dxa" w:w="624"/>
+          </w:tcPr>
+          <w:p>
+            <w:pPr>
+              <w:spacing w:before="40" w:after="40" w:line="276" w:lineRule="auto"/>
+            </w:pPr>
+            <w:r/>
+            <w:r>
+              <w:rPr>
+                <w:rFonts w:ascii="宋体" w:hAnsi="宋体" w:eastAsia="宋体"/>
+                <w:b w:val="0"/>
+                <w:sz w:val="18"/>
+              </w:rPr>
+              <w:t>⑤</w:t>
+            </w:r>
+          </w:p>
+        </w:tc>
+        <w:tc>
+          <w:tcPr>
+            <w:tcW w:type="dxa" w:w="2551"/>
+          </w:tcPr>
+          <w:p>
+            <w:pPr>
+              <w:spacing w:before="40" w:after="40" w:line="276" w:lineRule="auto"/>
+            </w:pPr>
+            <w:r/>
+            <w:r>
+              <w:rPr>
+                <w:rFonts w:ascii="宋体" w:hAnsi="宋体" w:eastAsia="宋体"/>
+                <w:b w:val="0"/>
+                <w:sz w:val="18"/>
+              </w:rPr>
+              <w:t>导出和评价供选择的解法</w:t>
+            </w:r>
+          </w:p>
+        </w:tc>
+        <w:tc>
+          <w:tcPr>
+            <w:tcW w:type="dxa" w:w="4309"/>
+          </w:tcPr>
+          <w:p>
+            <w:pPr>
+              <w:spacing w:before="40" w:after="40" w:line="276" w:lineRule="auto"/>
+            </w:pPr>
+            <w:r/>
+            <w:r>
+              <w:rPr>
+                <w:rFonts w:ascii="宋体" w:hAnsi="宋体" w:eastAsia="宋体"/>
+                <w:b w:val="0"/>
+                <w:sz w:val="18"/>
+              </w:rPr>
+              <w:t>导出并对比四类方案：微信群＋共享表格、接入现金支付的平台、多校区通用平台、单校区积分平台，见第 5 章</w:t>
+            </w:r>
+          </w:p>
+        </w:tc>
+        <w:tc>
+          <w:tcPr>
+            <w:tcW w:type="dxa" w:w="1020"/>
+          </w:tcPr>
+          <w:p>
+            <w:pPr>
+              <w:spacing w:before="40" w:after="40" w:line="276" w:lineRule="auto"/>
+            </w:pPr>
+            <w:r/>
+            <w:r>
+              <w:rPr>
+                <w:rFonts w:ascii="宋体" w:hAnsi="宋体" w:eastAsia="宋体"/>
+                <w:b w:val="0"/>
+                <w:sz w:val="18"/>
+              </w:rPr>
+              <w:t>李雨鑫</w:t>
+            </w:r>
+          </w:p>
+        </w:tc>
+      </w:tr>
+      <w:tr>
+        <w:tc>
+          <w:tcPr>
+            <w:tcW w:type="dxa" w:w="624"/>
+          </w:tcPr>
+          <w:p>
+            <w:pPr>
+              <w:spacing w:before="40" w:after="40" w:line="276" w:lineRule="auto"/>
+            </w:pPr>
+            <w:r/>
+            <w:r>
+              <w:rPr>
+                <w:rFonts w:ascii="宋体" w:hAnsi="宋体" w:eastAsia="宋体"/>
+                <w:b w:val="0"/>
+                <w:sz w:val="18"/>
+              </w:rPr>
+              <w:t>⑥</w:t>
+            </w:r>
+          </w:p>
+        </w:tc>
+        <w:tc>
+          <w:tcPr>
+            <w:tcW w:type="dxa" w:w="2551"/>
+          </w:tcPr>
+          <w:p>
+            <w:pPr>
+              <w:spacing w:before="40" w:after="40" w:line="276" w:lineRule="auto"/>
+            </w:pPr>
+            <w:r/>
+            <w:r>
+              <w:rPr>
+                <w:rFonts w:ascii="宋体" w:hAnsi="宋体" w:eastAsia="宋体"/>
+                <w:b w:val="0"/>
+                <w:sz w:val="18"/>
+              </w:rPr>
+              <w:t>推荐行动方针</w:t>
+            </w:r>
+          </w:p>
+        </w:tc>
+        <w:tc>
+          <w:tcPr>
+            <w:tcW w:type="dxa" w:w="4309"/>
+          </w:tcPr>
+          <w:p>
+            <w:pPr>
+              <w:spacing w:before="40" w:after="40" w:line="276" w:lineRule="auto"/>
+            </w:pPr>
+            <w:r/>
+            <w:r>
+              <w:rPr>
+                <w:rFonts w:ascii="宋体" w:hAnsi="宋体" w:eastAsia="宋体"/>
+                <w:b w:val="0"/>
+                <w:sz w:val="18"/>
+              </w:rPr>
+              <w:t>推荐“单校区积分平台”方案，并明确“非营利、覆盖成本”的定位与四项合规红线</w:t>
+            </w:r>
+          </w:p>
+        </w:tc>
+        <w:tc>
+          <w:tcPr>
+            <w:tcW w:type="dxa" w:w="1020"/>
+          </w:tcPr>
+          <w:p>
+            <w:pPr>
+              <w:spacing w:before="40" w:after="40" w:line="276" w:lineRule="auto"/>
+            </w:pPr>
+            <w:r/>
+            <w:r>
+              <w:rPr>
+                <w:rFonts w:ascii="宋体" w:hAnsi="宋体" w:eastAsia="宋体"/>
+                <w:b w:val="0"/>
+                <w:sz w:val="18"/>
+              </w:rPr>
+              <w:t>罗嘉昊</w:t>
+            </w:r>
+          </w:p>
+        </w:tc>
+      </w:tr>
+      <w:tr>
+        <w:tc>
+          <w:tcPr>
+            <w:tcW w:type="dxa" w:w="624"/>
+          </w:tcPr>
+          <w:p>
+            <w:pPr>
+              <w:spacing w:before="40" w:after="40" w:line="276" w:lineRule="auto"/>
+            </w:pPr>
+            <w:r/>
+            <w:r>
+              <w:rPr>
+                <w:rFonts w:ascii="宋体" w:hAnsi="宋体" w:eastAsia="宋体"/>
+                <w:b w:val="0"/>
+                <w:sz w:val="18"/>
+              </w:rPr>
+              <w:t>⑦</w:t>
+            </w:r>
+          </w:p>
+        </w:tc>
+        <w:tc>
+          <w:tcPr>
+            <w:tcW w:type="dxa" w:w="2551"/>
+          </w:tcPr>
+          <w:p>
+            <w:pPr>
+              <w:spacing w:before="40" w:after="40" w:line="276" w:lineRule="auto"/>
+            </w:pPr>
+            <w:r/>
+            <w:r>
+              <w:rPr>
+                <w:rFonts w:ascii="宋体" w:hAnsi="宋体" w:eastAsia="宋体"/>
+                <w:b w:val="0"/>
+                <w:sz w:val="18"/>
+              </w:rPr>
+              <w:t>草拟开发计划书</w:t>
+            </w:r>
+          </w:p>
+        </w:tc>
+        <w:tc>
+          <w:tcPr>
+            <w:tcW w:type="dxa" w:w="4309"/>
+          </w:tcPr>
+          <w:p>
+            <w:pPr>
+              <w:spacing w:before="40" w:after="40" w:line="276" w:lineRule="auto"/>
+            </w:pPr>
+            <w:r/>
+            <w:r>
+              <w:rPr>
+                <w:rFonts w:ascii="宋体" w:hAnsi="宋体" w:eastAsia="宋体"/>
+                <w:b w:val="0"/>
+                <w:sz w:val="18"/>
+              </w:rPr>
+              <w:t>对推荐方案粗估范围、16 教学周进度与 62 人天资源，形成开发计划草案（详见《项目计划书》）</w:t>
+            </w:r>
+          </w:p>
+        </w:tc>
+        <w:tc>
+          <w:tcPr>
+            <w:tcW w:type="dxa" w:w="1020"/>
+          </w:tcPr>
+          <w:p>
+            <w:pPr>
+              <w:spacing w:before="40" w:after="40" w:line="276" w:lineRule="auto"/>
+            </w:pPr>
+            <w:r/>
+            <w:r>
+              <w:rPr>
+                <w:rFonts w:ascii="宋体" w:hAnsi="宋体" w:eastAsia="宋体"/>
+                <w:b w:val="0"/>
+                <w:sz w:val="18"/>
+              </w:rPr>
+              <w:t>罗嘉昊</w:t>
+            </w:r>
+          </w:p>
+        </w:tc>
+      </w:tr>
+      <w:tr>
+        <w:tc>
+          <w:tcPr>
+            <w:tcW w:type="dxa" w:w="624"/>
+          </w:tcPr>
+          <w:p>
+            <w:pPr>
+              <w:spacing w:before="40" w:after="40" w:line="276" w:lineRule="auto"/>
+            </w:pPr>
+            <w:r/>
+            <w:r>
+              <w:rPr>
+                <w:rFonts w:ascii="宋体" w:hAnsi="宋体" w:eastAsia="宋体"/>
+                <w:b w:val="0"/>
+                <w:sz w:val="18"/>
+              </w:rPr>
+              <w:t>⑧</w:t>
+            </w:r>
+          </w:p>
+        </w:tc>
+        <w:tc>
+          <w:tcPr>
+            <w:tcW w:type="dxa" w:w="2551"/>
+          </w:tcPr>
+          <w:p>
+            <w:pPr>
+              <w:spacing w:before="40" w:after="40" w:line="276" w:lineRule="auto"/>
+            </w:pPr>
+            <w:r/>
+            <w:r>
+              <w:rPr>
+                <w:rFonts w:ascii="宋体" w:hAnsi="宋体" w:eastAsia="宋体"/>
+                <w:b w:val="0"/>
+                <w:sz w:val="18"/>
+              </w:rPr>
+              <w:t>编写可行性研究报告并提交审查</w:t>
+            </w:r>
+          </w:p>
+        </w:tc>
+        <w:tc>
+          <w:tcPr>
+            <w:tcW w:type="dxa" w:w="4309"/>
+          </w:tcPr>
+          <w:p>
+            <w:pPr>
+              <w:spacing w:before="40" w:after="40" w:line="276" w:lineRule="auto"/>
+            </w:pPr>
+            <w:r/>
+            <w:r>
+              <w:rPr>
+                <w:rFonts w:ascii="宋体" w:hAnsi="宋体" w:eastAsia="宋体"/>
+                <w:b w:val="0"/>
+                <w:sz w:val="18"/>
+              </w:rPr>
+              <w:t>按 GB 8567 大纲编写本报告，于第 5 教学周（10/21）提交课程评审</w:t>
+            </w:r>
+          </w:p>
+        </w:tc>
+        <w:tc>
+          <w:tcPr>
+            <w:tcW w:type="dxa" w:w="1020"/>
+          </w:tcPr>
+          <w:p>
+            <w:pPr>
+              <w:spacing w:before="40" w:after="40" w:line="276" w:lineRule="auto"/>
+            </w:pPr>
+            <w:r/>
+            <w:r>
+              <w:rPr>
+                <w:rFonts w:ascii="宋体" w:hAnsi="宋体" w:eastAsia="宋体"/>
+                <w:b w:val="0"/>
+                <w:sz w:val="18"/>
+              </w:rPr>
+              <w:t>罗嘉昊</w:t>
+            </w:r>
+          </w:p>
+        </w:tc>
+      </w:tr>
+    </w:tbl>
+    <w:p>
+      <w:pPr>
+        <w:spacing w:before="60" w:after="200" w:line="240" w:lineRule="auto"/>
+        <w:jc w:val="center"/>
+      </w:pPr>
+      <w:r>
+        <w:rPr>
+          <w:rFonts w:ascii="宋体" w:hAnsi="宋体" w:eastAsia="宋体"/>
+          <w:b w:val="0"/>
+          <w:color w:val="505050"/>
+          <w:sz w:val="18"/>
+        </w:rPr>
+        <w:t>表 2-2  可行性研究的八个步骤与本项目对应关系</w:t>
+      </w:r>
+    </w:p>
+    <w:p>
+      <w:pPr>
         <w:pStyle w:val="Heading2"/>
       </w:pPr>
       <w:r>
@@ -3927,7 +4679,7 @@
           <w:color w:val="505050"/>
           <w:sz w:val="18"/>
         </w:rPr>
-        <w:t>表 2-2  评价尺度</w:t>
+        <w:t>表 2-3  评价尺度</w:t>
       </w:r>
     </w:p>
     <w:p>

--- a/docs/SE2026-G22-校园互助平台-可行性分析报告.docx
+++ b/docs/SE2026-G22-校园互助平台-可行性分析报告.docx
@@ -2488,7 +2488,7 @@
                 <w:b w:val="0"/>
                 <w:sz w:val="20"/>
               </w:rPr>
-              <w:t>人天</w:t>
+              <w:t>人时</w:t>
             </w:r>
           </w:p>
         </w:tc>
@@ -2507,7 +2507,7 @@
                 <w:b w:val="0"/>
                 <w:sz w:val="20"/>
               </w:rPr>
-              <w:t>工作量单位，1 人天约等于 1 人投入 8 小时</w:t>
+              <w:t>工作量单位，1 人时约等于 1 人投入 8 小时</w:t>
             </w:r>
           </w:p>
         </w:tc>
@@ -3311,7 +3311,7 @@
                 <w:b w:val="0"/>
                 <w:sz w:val="20"/>
               </w:rPr>
-              <w:t>成员每人每周可稳定投入约 2.5 人天的课余时间</w:t>
+              <w:t>成员每人每周可稳定投入约 2.5 人时的课余时间</w:t>
             </w:r>
           </w:p>
         </w:tc>
@@ -4264,7 +4264,7 @@
                 <w:b w:val="0"/>
                 <w:sz w:val="18"/>
               </w:rPr>
-              <w:t>对推荐方案粗估范围、16 教学周进度与 62 人天资源，形成开发计划草案（详见《项目计划书》）</w:t>
+              <w:t>对推荐方案粗估范围、16 教学周进度与 62 人时资源，形成开发计划草案（详见《项目计划书》）</w:t>
             </w:r>
           </w:p>
         </w:tc>
@@ -7298,6 +7298,460 @@
     </w:p>
     <w:p>
       <w:pPr>
+        <w:spacing w:after="0" w:line="348" w:lineRule="auto"/>
+        <w:ind w:firstLine="440"/>
+      </w:pPr>
+      <w:r>
+        <w:rPr>
+          <w:rFonts w:ascii="宋体" w:hAnsi="宋体" w:eastAsia="宋体"/>
+          <w:b w:val="0"/>
+          <w:sz w:val="22"/>
+        </w:rPr>
+        <w:t>此外，本项目全部 496.00 人时的投入虽不产生现金支出，但若按杭州市 2025 年社会平均工资折算，其市场价值是可以量化的——这是评估经济可行性时不应忽略的隐性成本：</w:t>
+      </w:r>
+    </w:p>
+    <w:tbl>
+      <w:tblPr>
+        <w:tblStyle w:val="TableGrid"/>
+        <w:tblW w:type="auto" w:w="0"/>
+        <w:jc w:val="center"/>
+        <w:tblLayout w:type="fixed"/>
+        <w:tblLook w:firstColumn="1" w:firstRow="1" w:lastColumn="0" w:lastRow="0" w:noHBand="0" w:noVBand="1" w:val="04A0"/>
+        <w:tblW w:type="dxa" w:w="8731"/>
+        <w:tblLayout w:type="fixed"/>
+      </w:tblPr>
+      <w:tblGrid>
+        <w:gridCol w:w="2608"/>
+        <w:gridCol w:w="1474"/>
+        <w:gridCol w:w="1360"/>
+        <w:gridCol w:w="1360"/>
+        <w:gridCol w:w="1927"/>
+      </w:tblGrid>
+      <w:tr>
+        <w:tc>
+          <w:tcPr>
+            <w:tcW w:type="dxa" w:w="2608"/>
+          </w:tcPr>
+          <w:p>
+            <w:pPr>
+              <w:spacing w:before="40" w:after="40"/>
+              <w:jc w:val="center"/>
+            </w:pPr>
+            <w:r/>
+            <w:r>
+              <w:rPr>
+                <w:rFonts w:ascii="宋体" w:hAnsi="宋体" w:eastAsia="宋体"/>
+                <w:b/>
+                <w:sz w:val="20"/>
+              </w:rPr>
+              <w:t>工资口径</w:t>
+            </w:r>
+          </w:p>
+        </w:tc>
+        <w:tc>
+          <w:tcPr>
+            <w:tcW w:type="dxa" w:w="1474"/>
+          </w:tcPr>
+          <w:p>
+            <w:pPr>
+              <w:spacing w:before="40" w:after="40"/>
+              <w:jc w:val="center"/>
+            </w:pPr>
+            <w:r/>
+            <w:r>
+              <w:rPr>
+                <w:rFonts w:ascii="宋体" w:hAnsi="宋体" w:eastAsia="宋体"/>
+                <w:b/>
+                <w:sz w:val="20"/>
+              </w:rPr>
+              <w:t>月均工资(元)</w:t>
+            </w:r>
+          </w:p>
+        </w:tc>
+        <w:tc>
+          <w:tcPr>
+            <w:tcW w:type="dxa" w:w="1361"/>
+          </w:tcPr>
+          <w:p>
+            <w:pPr>
+              <w:spacing w:before="40" w:after="40"/>
+              <w:jc w:val="center"/>
+            </w:pPr>
+            <w:r/>
+            <w:r>
+              <w:rPr>
+                <w:rFonts w:ascii="宋体" w:hAnsi="宋体" w:eastAsia="宋体"/>
+                <w:b/>
+                <w:sz w:val="20"/>
+              </w:rPr>
+              <w:t>时薪(元/时)</w:t>
+            </w:r>
+          </w:p>
+        </w:tc>
+        <w:tc>
+          <w:tcPr>
+            <w:tcW w:type="dxa" w:w="1361"/>
+          </w:tcPr>
+          <w:p>
+            <w:pPr>
+              <w:spacing w:before="40" w:after="40"/>
+              <w:jc w:val="center"/>
+            </w:pPr>
+            <w:r/>
+            <w:r>
+              <w:rPr>
+                <w:rFonts w:ascii="宋体" w:hAnsi="宋体" w:eastAsia="宋体"/>
+                <w:b/>
+                <w:sz w:val="20"/>
+              </w:rPr>
+              <w:t>项目折算(元)</w:t>
+            </w:r>
+          </w:p>
+        </w:tc>
+        <w:tc>
+          <w:tcPr>
+            <w:tcW w:type="dxa" w:w="1928"/>
+          </w:tcPr>
+          <w:p>
+            <w:pPr>
+              <w:spacing w:before="40" w:after="40"/>
+              <w:jc w:val="center"/>
+            </w:pPr>
+            <w:r/>
+            <w:r>
+              <w:rPr>
+                <w:rFonts w:ascii="宋体" w:hAnsi="宋体" w:eastAsia="宋体"/>
+                <w:b/>
+                <w:sz w:val="20"/>
+              </w:rPr>
+              <w:t>占比说明</w:t>
+            </w:r>
+          </w:p>
+        </w:tc>
+      </w:tr>
+      <w:tr>
+        <w:tc>
+          <w:tcPr>
+            <w:tcW w:type="dxa" w:w="2608"/>
+          </w:tcPr>
+          <w:p>
+            <w:pPr>
+              <w:spacing w:before="40" w:after="40" w:line="276" w:lineRule="auto"/>
+            </w:pPr>
+            <w:r/>
+            <w:r>
+              <w:rPr>
+                <w:rFonts w:ascii="宋体" w:hAnsi="宋体" w:eastAsia="宋体"/>
+                <w:b w:val="0"/>
+                <w:sz w:val="20"/>
+              </w:rPr>
+              <w:t>非私营单位（国企/机关/大厂）</w:t>
+            </w:r>
+          </w:p>
+        </w:tc>
+        <w:tc>
+          <w:tcPr>
+            <w:tcW w:type="dxa" w:w="1474"/>
+          </w:tcPr>
+          <w:p>
+            <w:pPr>
+              <w:spacing w:before="40" w:after="40" w:line="276" w:lineRule="auto"/>
+            </w:pPr>
+            <w:r/>
+            <w:r>
+              <w:rPr>
+                <w:rFonts w:ascii="宋体" w:hAnsi="宋体" w:eastAsia="宋体"/>
+                <w:b w:val="0"/>
+                <w:sz w:val="20"/>
+              </w:rPr>
+              <w:t>14,050</w:t>
+            </w:r>
+          </w:p>
+        </w:tc>
+        <w:tc>
+          <w:tcPr>
+            <w:tcW w:type="dxa" w:w="1361"/>
+          </w:tcPr>
+          <w:p>
+            <w:pPr>
+              <w:spacing w:before="40" w:after="40" w:line="276" w:lineRule="auto"/>
+            </w:pPr>
+            <w:r/>
+            <w:r>
+              <w:rPr>
+                <w:rFonts w:ascii="宋体" w:hAnsi="宋体" w:eastAsia="宋体"/>
+                <w:b w:val="0"/>
+                <w:sz w:val="20"/>
+              </w:rPr>
+              <w:t>80.75</w:t>
+            </w:r>
+          </w:p>
+        </w:tc>
+        <w:tc>
+          <w:tcPr>
+            <w:tcW w:type="dxa" w:w="1361"/>
+          </w:tcPr>
+          <w:p>
+            <w:pPr>
+              <w:spacing w:before="40" w:after="40" w:line="276" w:lineRule="auto"/>
+            </w:pPr>
+            <w:r/>
+            <w:r>
+              <w:rPr>
+                <w:rFonts w:ascii="宋体" w:hAnsi="宋体" w:eastAsia="宋体"/>
+                <w:b w:val="0"/>
+                <w:sz w:val="20"/>
+              </w:rPr>
+              <w:t>40,052</w:t>
+            </w:r>
+          </w:p>
+        </w:tc>
+        <w:tc>
+          <w:tcPr>
+            <w:tcW w:type="dxa" w:w="1928"/>
+          </w:tcPr>
+          <w:p>
+            <w:pPr>
+              <w:spacing w:before="40" w:after="40" w:line="276" w:lineRule="auto"/>
+            </w:pPr>
+            <w:r/>
+            <w:r>
+              <w:rPr>
+                <w:rFonts w:ascii="宋体" w:hAnsi="宋体" w:eastAsia="宋体"/>
+                <w:b w:val="0"/>
+                <w:sz w:val="20"/>
+              </w:rPr>
+              <w:t>按 21.75 天/月、8 时/天折算</w:t>
+            </w:r>
+          </w:p>
+        </w:tc>
+      </w:tr>
+      <w:tr>
+        <w:tc>
+          <w:tcPr>
+            <w:tcW w:type="dxa" w:w="2608"/>
+          </w:tcPr>
+          <w:p>
+            <w:pPr>
+              <w:spacing w:before="40" w:after="40" w:line="276" w:lineRule="auto"/>
+            </w:pPr>
+            <w:r/>
+            <w:r>
+              <w:rPr>
+                <w:rFonts w:ascii="宋体" w:hAnsi="宋体" w:eastAsia="宋体"/>
+                <w:b w:val="0"/>
+                <w:sz w:val="20"/>
+              </w:rPr>
+              <w:t>在岗职工（含劳务派遣）</w:t>
+            </w:r>
+          </w:p>
+        </w:tc>
+        <w:tc>
+          <w:tcPr>
+            <w:tcW w:type="dxa" w:w="1474"/>
+          </w:tcPr>
+          <w:p>
+            <w:pPr>
+              <w:spacing w:before="40" w:after="40" w:line="276" w:lineRule="auto"/>
+            </w:pPr>
+            <w:r/>
+            <w:r>
+              <w:rPr>
+                <w:rFonts w:ascii="宋体" w:hAnsi="宋体" w:eastAsia="宋体"/>
+                <w:b w:val="0"/>
+                <w:sz w:val="20"/>
+              </w:rPr>
+              <w:t>14,485</w:t>
+            </w:r>
+          </w:p>
+        </w:tc>
+        <w:tc>
+          <w:tcPr>
+            <w:tcW w:type="dxa" w:w="1361"/>
+          </w:tcPr>
+          <w:p>
+            <w:pPr>
+              <w:spacing w:before="40" w:after="40" w:line="276" w:lineRule="auto"/>
+            </w:pPr>
+            <w:r/>
+            <w:r>
+              <w:rPr>
+                <w:rFonts w:ascii="宋体" w:hAnsi="宋体" w:eastAsia="宋体"/>
+                <w:b w:val="0"/>
+                <w:sz w:val="20"/>
+              </w:rPr>
+              <w:t>83.25</w:t>
+            </w:r>
+          </w:p>
+        </w:tc>
+        <w:tc>
+          <w:tcPr>
+            <w:tcW w:type="dxa" w:w="1361"/>
+          </w:tcPr>
+          <w:p>
+            <w:pPr>
+              <w:spacing w:before="40" w:after="40" w:line="276" w:lineRule="auto"/>
+            </w:pPr>
+            <w:r/>
+            <w:r>
+              <w:rPr>
+                <w:rFonts w:ascii="宋体" w:hAnsi="宋体" w:eastAsia="宋体"/>
+                <w:b w:val="0"/>
+                <w:sz w:val="20"/>
+              </w:rPr>
+              <w:t>41,290</w:t>
+            </w:r>
+          </w:p>
+        </w:tc>
+        <w:tc>
+          <w:tcPr>
+            <w:tcW w:type="dxa" w:w="1928"/>
+          </w:tcPr>
+          <w:p>
+            <w:pPr>
+              <w:spacing w:before="40" w:after="40" w:line="276" w:lineRule="auto"/>
+            </w:pPr>
+            <w:r/>
+            <w:r>
+              <w:rPr>
+                <w:rFonts w:ascii="宋体" w:hAnsi="宋体" w:eastAsia="宋体"/>
+                <w:b w:val="0"/>
+                <w:sz w:val="20"/>
+              </w:rPr>
+              <w:t>杭州社平工资的较高口径</w:t>
+            </w:r>
+          </w:p>
+        </w:tc>
+      </w:tr>
+      <w:tr>
+        <w:tc>
+          <w:tcPr>
+            <w:tcW w:type="dxa" w:w="2608"/>
+          </w:tcPr>
+          <w:p>
+            <w:pPr>
+              <w:spacing w:before="40" w:after="40" w:line="276" w:lineRule="auto"/>
+            </w:pPr>
+            <w:r/>
+            <w:r>
+              <w:rPr>
+                <w:rFonts w:ascii="宋体" w:hAnsi="宋体" w:eastAsia="宋体"/>
+                <w:b w:val="0"/>
+                <w:sz w:val="20"/>
+              </w:rPr>
+              <w:t>私营单位（民营/中小公司）</w:t>
+            </w:r>
+          </w:p>
+        </w:tc>
+        <w:tc>
+          <w:tcPr>
+            <w:tcW w:type="dxa" w:w="1474"/>
+          </w:tcPr>
+          <w:p>
+            <w:pPr>
+              <w:spacing w:before="40" w:after="40" w:line="276" w:lineRule="auto"/>
+            </w:pPr>
+            <w:r/>
+            <w:r>
+              <w:rPr>
+                <w:rFonts w:ascii="宋体" w:hAnsi="宋体" w:eastAsia="宋体"/>
+                <w:b w:val="0"/>
+                <w:sz w:val="20"/>
+              </w:rPr>
+              <w:t>7,962</w:t>
+            </w:r>
+          </w:p>
+        </w:tc>
+        <w:tc>
+          <w:tcPr>
+            <w:tcW w:type="dxa" w:w="1361"/>
+          </w:tcPr>
+          <w:p>
+            <w:pPr>
+              <w:spacing w:before="40" w:after="40" w:line="276" w:lineRule="auto"/>
+            </w:pPr>
+            <w:r/>
+            <w:r>
+              <w:rPr>
+                <w:rFonts w:ascii="宋体" w:hAnsi="宋体" w:eastAsia="宋体"/>
+                <w:b w:val="0"/>
+                <w:sz w:val="20"/>
+              </w:rPr>
+              <w:t>45.76</w:t>
+            </w:r>
+          </w:p>
+        </w:tc>
+        <w:tc>
+          <w:tcPr>
+            <w:tcW w:type="dxa" w:w="1361"/>
+          </w:tcPr>
+          <w:p>
+            <w:pPr>
+              <w:spacing w:before="40" w:after="40" w:line="276" w:lineRule="auto"/>
+            </w:pPr>
+            <w:r/>
+            <w:r>
+              <w:rPr>
+                <w:rFonts w:ascii="宋体" w:hAnsi="宋体" w:eastAsia="宋体"/>
+                <w:b w:val="0"/>
+                <w:sz w:val="20"/>
+              </w:rPr>
+              <w:t>22,697</w:t>
+            </w:r>
+          </w:p>
+        </w:tc>
+        <w:tc>
+          <w:tcPr>
+            <w:tcW w:type="dxa" w:w="1928"/>
+          </w:tcPr>
+          <w:p>
+            <w:pPr>
+              <w:spacing w:before="40" w:after="40" w:line="276" w:lineRule="auto"/>
+            </w:pPr>
+            <w:r/>
+            <w:r>
+              <w:rPr>
+                <w:rFonts w:ascii="宋体" w:hAnsi="宋体" w:eastAsia="宋体"/>
+                <w:b w:val="0"/>
+                <w:sz w:val="20"/>
+              </w:rPr>
+              <w:t>中小团队招聘的实际参考价</w:t>
+            </w:r>
+          </w:p>
+        </w:tc>
+      </w:tr>
+    </w:tbl>
+    <w:p>
+      <w:pPr>
+        <w:spacing w:before="60" w:after="200" w:line="240" w:lineRule="auto"/>
+        <w:jc w:val="center"/>
+      </w:pPr>
+      <w:r>
+        <w:rPr>
+          <w:rFonts w:ascii="宋体" w:hAnsi="宋体" w:eastAsia="宋体"/>
+          <w:b w:val="0"/>
+          <w:color w:val="505050"/>
+          <w:sz w:val="18"/>
+        </w:rPr>
+        <w:t>表 6-2  人力投入按杭州市 2025 年社平工资折算</w:t>
+      </w:r>
+    </w:p>
+    <w:p>
+      <w:pPr>
+        <w:spacing w:after="0" w:line="348" w:lineRule="auto"/>
+        <w:ind w:firstLine="440"/>
+      </w:pPr>
+      <w:r>
+        <w:rPr>
+          <w:rFonts w:ascii="宋体" w:hAnsi="宋体" w:eastAsia="宋体"/>
+          <w:b w:val="0"/>
+          <w:sz w:val="22"/>
+        </w:rPr>
+        <w:t>据此可以给出两个口径的经济结论：仅计现金支出时，项目投入为 335～2970 元，而带来的学生现金节省约 30 万元/年，投入产出比可达 1 : 100 以上；若把 496 人时的人力投入按社平工资一并计入，投入约 2.3 万～4.1 万元，投入产出比约为 1 : 7.3，仍然成立，但结论会温和得多。本报告在 6.3 节同时给出这两个口径，避免只报喜不报忧。</w:t>
+      </w:r>
+    </w:p>
+    <w:p>
+      <w:pPr>
         <w:pStyle w:val="Heading2"/>
       </w:pPr>
       <w:r>
@@ -7709,7 +8163,7 @@
           <w:color w:val="505050"/>
           <w:sz w:val="18"/>
         </w:rPr>
-        <w:t>表 6-2  收益分析</w:t>
+        <w:t>表 6-3  收益分析</w:t>
       </w:r>
     </w:p>
     <w:p>
@@ -8205,7 +8659,7 @@
           <w:color w:val="505050"/>
           <w:sz w:val="18"/>
         </w:rPr>
-        <w:t>表 6-3  敏感性分析</w:t>
+        <w:t>表 6-4  敏感性分析</w:t>
       </w:r>
     </w:p>
     <w:p>
@@ -8233,7 +8687,7 @@
           <w:b w:val="0"/>
           <w:sz w:val="22"/>
         </w:rPr>
-        <w:t>需要特别说明的是“需求变更”这一敏感因素。需求的稳定程度对可行性的影响，远大于前述任何一项现金支出——因为变更消耗的是人力资源，而人力资源恰是本项目最紧张、且无法用钱补足的约束（2 人 × 16 教学周 = 80 人天产能，已用 77.5%）。按经验曲线，同一变更在需求阶段处理的代价为 1，在设计阶段为 3～5 倍，在编码阶段为 10～20 倍，在测试阶段为 20～50 倍。因此本报告把“需求基线冻结”列为经济可行性的隐含前提：若 W7 之后需求仍频繁变动，原定 62 人天的工作量将不足，项目会从“经济可行”滑向“进度不可行”。这也是 8.3 节把变更管理单列为一条建议的原因。</w:t>
+        <w:t>需要特别说明的是“需求变更”这一敏感因素。需求的稳定程度对可行性的影响，远大于前述任何一项现金支出——因为变更消耗的是人力资源，而人力资源恰是本项目最紧张、且无法用钱补足的约束（2 人 × 16 教学周 = 80 人时产能，已用 77.5%）。按经验曲线，同一变更在需求阶段处理的代价为 1，在设计阶段为 3～5 倍，在编码阶段为 10～20 倍，在测试阶段为 20～50 倍。因此本报告把“需求基线冻结”列为经济可行性的隐含前提：若 W7 之后需求仍频繁变动，原定 62 人时的工作量将不足，项目会从“经济可行”滑向“进度不可行”。这也是 8.3 节把变更管理单列为一条建议的原因。</w:t>
       </w:r>
     </w:p>
     <w:p>

--- a/docs/SE2026-G22-校园互助平台-可行性分析报告.docx
+++ b/docs/SE2026-G22-校园互助平台-可行性分析报告.docx
@@ -431,7 +431,7 @@
                 <w:b w:val="0"/>
                 <w:sz w:val="20"/>
               </w:rPr>
-              <w:t>V2.1</w:t>
+              <w:t>V1.2</w:t>
             </w:r>
           </w:p>
         </w:tc>
@@ -783,7 +783,7 @@
                 <w:b w:val="0"/>
                 <w:sz w:val="20"/>
               </w:rPr>
-              <w:t>V2.0</w:t>
+              <w:t>V1.1</w:t>
             </w:r>
           </w:p>
         </w:tc>
@@ -880,7 +880,7 @@
                 <w:b w:val="0"/>
                 <w:sz w:val="20"/>
               </w:rPr>
-              <w:t>V2.1</w:t>
+              <w:t>V1.2</w:t>
             </w:r>
           </w:p>
         </w:tc>
